--- a/Documentation.docx
+++ b/Documentation.docx
@@ -78,12 +78,21 @@
         </w:rPr>
         <w:t>o</w:t>
       </w:r>
+      <w:proofErr w:type="spellStart"/>
       <w:r>
         <w:rPr>
           <w:rStyle w:val="citation-43"/>
           <w:rFonts w:ascii="Arial" w:hAnsi="Arial" w:cs="Arial"/>
         </w:rPr>
-        <w:t>сновната цел на разработката е да предостави систематично решение на редица ендемични проблеми, съпътстващи съвместната работа с документи:</w:t>
+        <w:t>сновната</w:t>
+      </w:r>
+      <w:proofErr w:type="spellEnd"/>
+      <w:r>
+        <w:rPr>
+          <w:rStyle w:val="citation-43"/>
+          <w:rFonts w:ascii="Arial" w:hAnsi="Arial" w:cs="Arial"/>
+        </w:rPr>
+        <w:t xml:space="preserve"> цел на разработката е да предостави систематично решение на редица ендемични проблеми, съпътстващи съвместната работа с документи:</w:t>
       </w:r>
     </w:p>
     <w:p>
@@ -397,7 +406,7 @@
           <w:rFonts w:ascii="Arial" w:hAnsi="Arial" w:cs="Arial"/>
         </w:rPr>
         <w:lastRenderedPageBreak/>
-        <w:t>Сървърен модул (server.py): Действа като централен координатор, който приема, валидира и обработва постъпващите заявки. Той също така управлява жизнения цикъл на потребителските сесии и извършва непрекъсната проверка на правата за достъп (</w:t>
+        <w:t>Сървърен модул (): Действа като централен координатор, който приема, валидира и обработва постъпващите заявки. Той също така управлява жизнения цикъл на потребителските сесии и извършва непрекъсната проверка на правата за достъп (</w:t>
       </w:r>
       <w:proofErr w:type="spellStart"/>
       <w:r>
@@ -463,7 +472,7 @@
           <w:rStyle w:val="citation-43"/>
           <w:rFonts w:ascii="Arial" w:hAnsi="Arial" w:cs="Arial"/>
         </w:rPr>
-        <w:t xml:space="preserve">Слой на услугите (main.py): Бизнес логиката е </w:t>
+        <w:t xml:space="preserve">Слой на услугите (): Бизнес логиката е </w:t>
       </w:r>
       <w:proofErr w:type="spellStart"/>
       <w:r>
@@ -530,87 +539,7 @@
           <w:rStyle w:val="citation-43"/>
           <w:rFonts w:ascii="Arial" w:hAnsi="Arial" w:cs="Arial"/>
         </w:rPr>
-        <w:t>Обменът на данни в мрежата се осъществява посредством надеждния протокол TCP (</w:t>
-      </w:r>
-      <w:proofErr w:type="spellStart"/>
-      <w:r>
-        <w:rPr>
-          <w:rStyle w:val="citation-43"/>
-          <w:rFonts w:ascii="Arial" w:hAnsi="Arial" w:cs="Arial"/>
-        </w:rPr>
-        <w:t>Transmission</w:t>
-      </w:r>
-      <w:proofErr w:type="spellEnd"/>
-      <w:r>
-        <w:rPr>
-          <w:rStyle w:val="citation-43"/>
-          <w:rFonts w:ascii="Arial" w:hAnsi="Arial" w:cs="Arial"/>
-        </w:rPr>
-        <w:t xml:space="preserve"> </w:t>
-      </w:r>
-      <w:proofErr w:type="spellStart"/>
-      <w:r>
-        <w:rPr>
-          <w:rStyle w:val="citation-43"/>
-          <w:rFonts w:ascii="Arial" w:hAnsi="Arial" w:cs="Arial"/>
-        </w:rPr>
-        <w:t>Control</w:t>
-      </w:r>
-      <w:proofErr w:type="spellEnd"/>
-      <w:r>
-        <w:rPr>
-          <w:rStyle w:val="citation-43"/>
-          <w:rFonts w:ascii="Arial" w:hAnsi="Arial" w:cs="Arial"/>
-        </w:rPr>
-        <w:t xml:space="preserve"> </w:t>
-      </w:r>
-      <w:proofErr w:type="spellStart"/>
-      <w:r>
-        <w:rPr>
-          <w:rStyle w:val="citation-43"/>
-          <w:rFonts w:ascii="Arial" w:hAnsi="Arial" w:cs="Arial"/>
-        </w:rPr>
-        <w:t>Protocol</w:t>
-      </w:r>
-      <w:proofErr w:type="spellEnd"/>
-      <w:r>
-        <w:rPr>
-          <w:rStyle w:val="citation-43"/>
-          <w:rFonts w:ascii="Arial" w:hAnsi="Arial" w:cs="Arial"/>
-        </w:rPr>
-        <w:t xml:space="preserve">), използвайки </w:t>
-      </w:r>
-      <w:proofErr w:type="spellStart"/>
-      <w:r>
-        <w:rPr>
-          <w:rStyle w:val="citation-43"/>
-          <w:rFonts w:ascii="Arial" w:hAnsi="Arial" w:cs="Arial"/>
-        </w:rPr>
-        <w:t>сокети</w:t>
-      </w:r>
-      <w:proofErr w:type="spellEnd"/>
-      <w:r>
-        <w:rPr>
-          <w:rStyle w:val="citation-43"/>
-          <w:rFonts w:ascii="Arial" w:hAnsi="Arial" w:cs="Arial"/>
-        </w:rPr>
-        <w:t xml:space="preserve">, а съобщенията се </w:t>
-      </w:r>
-      <w:proofErr w:type="spellStart"/>
-      <w:r>
-        <w:rPr>
-          <w:rStyle w:val="citation-43"/>
-          <w:rFonts w:ascii="Arial" w:hAnsi="Arial" w:cs="Arial"/>
-        </w:rPr>
-        <w:t>сериализират</w:t>
-      </w:r>
-      <w:proofErr w:type="spellEnd"/>
-      <w:r>
-        <w:rPr>
-          <w:rStyle w:val="citation-43"/>
-          <w:rFonts w:ascii="Arial" w:hAnsi="Arial" w:cs="Arial"/>
-        </w:rPr>
-        <w:t xml:space="preserve"> в лекия и универсален формат JSON. Работният поток следва синхронен модел: клиентът инициира команда, сървърът я обработва в реално време и връща структуриран резултат. Тази архитектура предразполага към висока </w:t>
+        <w:t xml:space="preserve">Работният поток следва синхронен модел: клиентът инициира команда, сървърът я обработва в реално време и връща структуриран резултат. Тази архитектура предразполага към висока </w:t>
       </w:r>
       <w:proofErr w:type="spellStart"/>
       <w:r>
@@ -647,61 +576,6 @@
           <w:rFonts w:ascii="Arial" w:hAnsi="Arial" w:cs="Arial"/>
         </w:rPr>
       </w:pPr>
-      <w:r>
-        <w:rPr>
-          <w:rStyle w:val="citation-43"/>
-          <w:rFonts w:ascii="Arial" w:hAnsi="Arial" w:cs="Arial"/>
-          <w:noProof/>
-        </w:rPr>
-        <w:drawing>
-          <wp:inline distT="0" distB="0" distL="0" distR="0" wp14:anchorId="5C12E0D1" wp14:editId="5B478F5C">
-            <wp:extent cx="4193430" cy="2794000"/>
-            <wp:effectExtent l="0" t="0" r="0" b="6350"/>
-            <wp:docPr id="1404484397" name="Picture 1"/>
-            <wp:cNvGraphicFramePr>
-              <a:graphicFrameLocks xmlns:a="http://schemas.openxmlformats.org/drawingml/2006/main" noChangeAspect="1"/>
-            </wp:cNvGraphicFramePr>
-            <a:graphic xmlns:a="http://schemas.openxmlformats.org/drawingml/2006/main">
-              <a:graphicData uri="http://schemas.openxmlformats.org/drawingml/2006/picture">
-                <pic:pic xmlns:pic="http://schemas.openxmlformats.org/drawingml/2006/picture">
-                  <pic:nvPicPr>
-                    <pic:cNvPr id="0" name="Picture 1"/>
-                    <pic:cNvPicPr>
-                      <a:picLocks noChangeAspect="1" noChangeArrowheads="1"/>
-                    </pic:cNvPicPr>
-                  </pic:nvPicPr>
-                  <pic:blipFill>
-                    <a:blip r:embed="rId6">
-                      <a:extLst>
-                        <a:ext uri="{28A0092B-C50C-407E-A947-70E740481C1C}">
-                          <a14:useLocalDpi xmlns:a14="http://schemas.microsoft.com/office/drawing/2010/main" val="0"/>
-                        </a:ext>
-                      </a:extLst>
-                    </a:blip>
-                    <a:srcRect/>
-                    <a:stretch>
-                      <a:fillRect/>
-                    </a:stretch>
-                  </pic:blipFill>
-                  <pic:spPr bwMode="auto">
-                    <a:xfrm>
-                      <a:off x="0" y="0"/>
-                      <a:ext cx="4195381" cy="2795300"/>
-                    </a:xfrm>
-                    <a:prstGeom prst="rect">
-                      <a:avLst/>
-                    </a:prstGeom>
-                    <a:noFill/>
-                    <a:ln>
-                      <a:noFill/>
-                    </a:ln>
-                  </pic:spPr>
-                </pic:pic>
-              </a:graphicData>
-            </a:graphic>
-          </wp:inline>
-        </w:drawing>
-      </w:r>
     </w:p>
     <w:p>
       <w:pPr>
@@ -759,29 +633,20 @@
         </w:rPr>
         <w:t xml:space="preserve">Релационна база данни: Използва се </w:t>
       </w:r>
-      <w:proofErr w:type="spellStart"/>
       <w:r>
         <w:rPr>
           <w:rStyle w:val="citation-43"/>
           <w:rFonts w:ascii="Arial" w:hAnsi="Arial" w:cs="Arial"/>
-        </w:rPr>
-        <w:t>SQLite</w:t>
-      </w:r>
-      <w:proofErr w:type="spellEnd"/>
-      <w:r>
-        <w:rPr>
-          <w:rStyle w:val="citation-43"/>
-          <w:rFonts w:ascii="Arial" w:hAnsi="Arial" w:cs="Arial"/>
-        </w:rPr>
-        <w:t xml:space="preserve"> за съхранение на структурирани метаданни. Схемата е нормализирана и включва </w:t>
+          <w:lang w:val="en-US"/>
+        </w:rPr>
+        <w:t>MySQL</w:t>
       </w:r>
       <w:r>
         <w:rPr>
           <w:rStyle w:val="citation-43"/>
           <w:rFonts w:ascii="Arial" w:hAnsi="Arial" w:cs="Arial"/>
         </w:rPr>
-        <w:lastRenderedPageBreak/>
-        <w:t>таблици за потребители (</w:t>
+        <w:t xml:space="preserve"> за съхранение на структурирани метаданни. Схемата е нормализирана и включва таблици за потребители (</w:t>
       </w:r>
       <w:proofErr w:type="spellStart"/>
       <w:r>
@@ -914,6 +779,7 @@
           <w:rFonts w:ascii="Arial" w:hAnsi="Arial" w:cs="Arial"/>
           <w:lang w:val="en-US"/>
         </w:rPr>
+        <w:lastRenderedPageBreak/>
         <w:drawing>
           <wp:inline distT="0" distB="0" distL="0" distR="0" wp14:anchorId="6499FE91" wp14:editId="26AE4C8F">
             <wp:extent cx="2733675" cy="4873895"/>
@@ -930,7 +796,7 @@
                     <pic:cNvPicPr/>
                   </pic:nvPicPr>
                   <pic:blipFill>
-                    <a:blip r:embed="rId7"/>
+                    <a:blip r:embed="rId6"/>
                     <a:stretch>
                       <a:fillRect/>
                     </a:stretch>
@@ -1081,7 +947,6 @@
           <w:rStyle w:val="citation-43"/>
           <w:rFonts w:ascii="Arial" w:hAnsi="Arial" w:cs="Arial"/>
         </w:rPr>
-        <w:lastRenderedPageBreak/>
         <w:t>author</w:t>
       </w:r>
       <w:proofErr w:type="spellEnd"/>
@@ -1606,8 +1471,16 @@
         <w:rPr>
           <w:rStyle w:val="citation-43"/>
           <w:rFonts w:ascii="Arial" w:hAnsi="Arial" w:cs="Arial"/>
-        </w:rPr>
-        <w:t>7. Заключение</w:t>
+          <w:lang w:val="en-US"/>
+        </w:rPr>
+        <w:t>6</w:t>
+      </w:r>
+      <w:r>
+        <w:rPr>
+          <w:rStyle w:val="citation-43"/>
+          <w:rFonts w:ascii="Arial" w:hAnsi="Arial" w:cs="Arial"/>
+        </w:rPr>
+        <w:t>. Заключение</w:t>
       </w:r>
     </w:p>
     <w:p>
@@ -1625,7 +1498,6 @@
           <w:rStyle w:val="citation-43"/>
           <w:rFonts w:ascii="Arial" w:hAnsi="Arial" w:cs="Arial"/>
         </w:rPr>
-        <w:lastRenderedPageBreak/>
         <w:t xml:space="preserve">Проектът успешно демонстрира жизнеспособността на една комплексна система за управление на версиите. Чрез умелата симбиоза на мрежови протоколи, релационен модел на базите данни и </w:t>
       </w:r>
       <w:proofErr w:type="spellStart"/>

--- a/Documentation.docx
+++ b/Documentation.docx
@@ -766,6 +766,76 @@
         <w:pStyle w:val="NormalWeb"/>
         <w:spacing w:before="0" w:beforeAutospacing="0"/>
         <w:ind w:left="720"/>
+        <w:jc w:val="both"/>
+        <w:rPr>
+          <w:rStyle w:val="citation-43"/>
+          <w:rFonts w:ascii="Arial" w:hAnsi="Arial" w:cs="Arial"/>
+          <w:lang w:val="en-US"/>
+        </w:rPr>
+      </w:pPr>
+      <w:r>
+        <w:rPr>
+          <w:rStyle w:val="citation-43"/>
+          <w:rFonts w:ascii="Arial" w:hAnsi="Arial" w:cs="Arial"/>
+          <w:noProof/>
+          <w:lang w:val="en-US"/>
+        </w:rPr>
+        <w:lastRenderedPageBreak/>
+        <w:drawing>
+          <wp:inline distT="0" distB="0" distL="0" distR="0" wp14:anchorId="3D959836" wp14:editId="55F8C2BF">
+            <wp:extent cx="5486400" cy="4114800"/>
+            <wp:effectExtent l="0" t="0" r="0" b="0"/>
+            <wp:docPr id="2091350542" name="Picture 2"/>
+            <wp:cNvGraphicFramePr>
+              <a:graphicFrameLocks xmlns:a="http://schemas.openxmlformats.org/drawingml/2006/main" noChangeAspect="1"/>
+            </wp:cNvGraphicFramePr>
+            <a:graphic xmlns:a="http://schemas.openxmlformats.org/drawingml/2006/main">
+              <a:graphicData uri="http://schemas.openxmlformats.org/drawingml/2006/picture">
+                <pic:pic xmlns:pic="http://schemas.openxmlformats.org/drawingml/2006/picture">
+                  <pic:nvPicPr>
+                    <pic:cNvPr id="0" name="Picture 3"/>
+                    <pic:cNvPicPr>
+                      <a:picLocks noChangeAspect="1" noChangeArrowheads="1"/>
+                    </pic:cNvPicPr>
+                  </pic:nvPicPr>
+                  <pic:blipFill>
+                    <a:blip r:embed="rId6">
+                      <a:extLst>
+                        <a:ext uri="{28A0092B-C50C-407E-A947-70E740481C1C}">
+                          <a14:useLocalDpi xmlns:a14="http://schemas.microsoft.com/office/drawing/2010/main" val="0"/>
+                        </a:ext>
+                      </a:extLst>
+                    </a:blip>
+                    <a:srcRect/>
+                    <a:stretch>
+                      <a:fillRect/>
+                    </a:stretch>
+                  </pic:blipFill>
+                  <pic:spPr bwMode="auto">
+                    <a:xfrm>
+                      <a:off x="0" y="0"/>
+                      <a:ext cx="5486400" cy="4114800"/>
+                    </a:xfrm>
+                    <a:prstGeom prst="rect">
+                      <a:avLst/>
+                    </a:prstGeom>
+                    <a:noFill/>
+                    <a:ln>
+                      <a:noFill/>
+                    </a:ln>
+                  </pic:spPr>
+                </pic:pic>
+              </a:graphicData>
+            </a:graphic>
+          </wp:inline>
+        </w:drawing>
+      </w:r>
+    </w:p>
+    <w:p>
+      <w:pPr>
+        <w:pStyle w:val="NormalWeb"/>
+        <w:spacing w:before="0" w:beforeAutospacing="0"/>
+        <w:ind w:left="720"/>
         <w:jc w:val="center"/>
         <w:rPr>
           <w:rStyle w:val="citation-43"/>
@@ -777,6 +847,7 @@
         <w:rPr>
           <w:rStyle w:val="citation-43"/>
           <w:rFonts w:ascii="Arial" w:hAnsi="Arial" w:cs="Arial"/>
+          <w:noProof/>
           <w:lang w:val="en-US"/>
         </w:rPr>
         <w:lastRenderedPageBreak/>
@@ -796,7 +867,7 @@
                     <pic:cNvPicPr/>
                   </pic:nvPicPr>
                   <pic:blipFill>
-                    <a:blip r:embed="rId6"/>
+                    <a:blip r:embed="rId7"/>
                     <a:stretch>
                       <a:fillRect/>
                     </a:stretch>
